--- a/docs/guidance/guidelines_v5_2_0_rc6_wizard.docx
+++ b/docs/guidance/guidelines_v5_2_0_rc6_wizard.docx
@@ -30498,7 +30498,7 @@
         <w:jc w:val="left"/>
       </w:pPr>
       <w:r>
-        <w:t>EU_SAE_wizard_5.2.0-rc.6-wizard.4-crossplatform/</w:t>
+        <w:t>EU_SAE_wizard_5.2.0-rc.6-wizard.5/</w:t>
       </w:r>
       <w:r>
         <w:br/>

--- a/docs/guidance/guidelines_v5_2_0_rc6_wizard.docx
+++ b/docs/guidance/guidelines_v5_2_0_rc6_wizard.docx
@@ -30498,7 +30498,7 @@
         <w:jc w:val="left"/>
       </w:pPr>
       <w:r>
-        <w:t>EU_SAE_wizard_5.2.0-rc.6-wizard.5/</w:t>
+        <w:t>EU_SAE_wizard_5.2.0-rc.6-wizard.5.1/</w:t>
       </w:r>
       <w:r>
         <w:br/>

--- a/docs/guidance/guidelines_v5_2_0_rc6_wizard.docx
+++ b/docs/guidance/guidelines_v5_2_0_rc6_wizard.docx
@@ -30498,7 +30498,7 @@
         <w:jc w:val="left"/>
       </w:pPr>
       <w:r>
-        <w:t>EU_SAE_wizard_5.2.0-rc.6-wizard.5.1/</w:t>
+        <w:t>EU_SAE_wizard_5.2.0-rc.6-wizard.5.2/</w:t>
       </w:r>
       <w:r>
         <w:br/>

--- a/docs/guidance/guidelines_v5_2_0_rc6_wizard.docx
+++ b/docs/guidance/guidelines_v5_2_0_rc6_wizard.docx
@@ -30498,7 +30498,7 @@
         <w:jc w:val="left"/>
       </w:pPr>
       <w:r>
-        <w:t>EU_SAE_wizard_5.2.0-rc.6-wizard.5.2/</w:t>
+        <w:t>EU_SAE_wizard_5.2.0-rc.6-wizard.5.3/</w:t>
       </w:r>
       <w:r>
         <w:br/>

--- a/docs/guidance/guidelines_v5_2_0_rc6_wizard.docx
+++ b/docs/guidance/guidelines_v5_2_0_rc6_wizard.docx
@@ -30498,7 +30498,7 @@
         <w:jc w:val="left"/>
       </w:pPr>
       <w:r>
-        <w:t>EU_SAE_wizard_5.2.0-rc.6-wizard.5.3/</w:t>
+        <w:t>EU_SAE_wizard_5.2.0-rc.6-wizard.5.4/</w:t>
       </w:r>
       <w:r>
         <w:br/>

--- a/docs/guidance/guidelines_v5_2_0_rc6_wizard.docx
+++ b/docs/guidance/guidelines_v5_2_0_rc6_wizard.docx
@@ -30498,7 +30498,7 @@
         <w:jc w:val="left"/>
       </w:pPr>
       <w:r>
-        <w:t>EU_SAE_wizard_5.2.0-rc.6-wizard.5.4/</w:t>
+        <w:t>EU_SAE_wizard_5.2.0-rc.6-wizard.5.5/</w:t>
       </w:r>
       <w:r>
         <w:br/>

--- a/docs/guidance/guidelines_v5_2_0_rc6_wizard.docx
+++ b/docs/guidance/guidelines_v5_2_0_rc6_wizard.docx
@@ -30498,7 +30498,7 @@
         <w:jc w:val="left"/>
       </w:pPr>
       <w:r>
-        <w:t>EU_SAE_wizard_5.2.0-rc.6-wizard.5.5/</w:t>
+        <w:t>EU_SAE_wizard_5.2.0-rc.6-wizard.5.6/</w:t>
       </w:r>
       <w:r>
         <w:br/>
